--- a/Airbnb_Dashboard_Documentation.docx
+++ b/Airbnb_Dashboard_Documentation.docx
@@ -27,9 +27,9 @@
           <w:rFonts w:ascii="Arial" w:hAnsi="Arial"/>
           <w:i/>
           <w:color w:val="484848"/>
-          <w:sz w:val="28"/>
+          <w:sz w:val="24"/>
         </w:rPr>
-        <w:t>Capstone Project Documentation &amp; Resource Guide</w:t>
+        <w:t>Capstone Project - Module 4: Data Visualization (Data Analytics and Business Intelligence)</w:t>
       </w:r>
     </w:p>
     <w:p>
@@ -936,6 +936,38 @@
           <w:color w:val="484848"/>
           <w:sz w:val="22"/>
         </w:rPr>
+        <w:t>•  GitHub Project Repository:</w:t>
+        <w:br/>
+      </w:r>
+      <w:r>
+        <w:rPr>
+          <w:rFonts w:ascii="Arial" w:hAnsi="Arial"/>
+          <w:color w:val="484848"/>
+          <w:sz w:val="20"/>
+        </w:rPr>
+        <w:t xml:space="preserve">   Link: </w:t>
+      </w:r>
+      <w:r>
+        <w:rPr>
+          <w:rFonts w:ascii="Arial" w:hAnsi="Arial"/>
+          <w:color w:val="0000EE"/>
+          <w:sz w:val="20"/>
+          <w:u w:val="single"/>
+        </w:rPr>
+        <w:t>https://github.com/Jigneshxi/airbnb-market-analysis-dashboard</w:t>
+      </w:r>
+    </w:p>
+    <w:p>
+      <w:pPr>
+        <w:spacing w:after="240" w:line="276" w:lineRule="auto"/>
+      </w:pPr>
+      <w:r>
+        <w:rPr>
+          <w:rFonts w:ascii="Arial" w:hAnsi="Arial"/>
+          <w:b/>
+          <w:color w:val="484848"/>
+          <w:sz w:val="22"/>
+        </w:rPr>
         <w:t>•  Power BI Dashboard (.pbix File):</w:t>
         <w:br/>
       </w:r>
